--- a/project_docs/risks.docx
+++ b/project_docs/risks.docx
@@ -4,17 +4,8 @@
   <w:body>
     <w:p>
       <w:pPr>
-        <w:pStyle w:val="Title"/>
-        <w:spacing w:after="200"/>
-      </w:pPr>
-      <w:r>
-        <w:t xml:space="preserve">Risks &amp; Open Issues (Week 1)</w:t>
-      </w:r>
-    </w:p>
-    <w:p>
-      <w:pPr>
         <w:pStyle w:val="Heading1"/>
-        <w:spacing w:after="200"/>
+        <w:spacing w:after="200" w:before="400"/>
       </w:pPr>
       <w:r>
         <w:t xml:space="preserve">Known Risks and Open Issues</w:t>
@@ -23,7 +14,7 @@
     <w:p/>
     <w:p>
       <w:pPr>
-        <w:spacing w:after="120"/>
+        <w:spacing w:after="150"/>
       </w:pPr>
       <w:r>
         <w:t xml:space="preserve">Last updated: 2026-03-27</w:t>
@@ -32,17 +23,17 @@
     <w:p/>
     <w:p>
       <w:pPr>
-        <w:spacing w:after="120"/>
-      </w:pPr>
-      <w:r>
-        <w:t xml:space="preserve">---</w:t>
-      </w:r>
+        <w:pBdr>
+          <w:bottom w:val="single" w:color="auto" w:sz="6" w:space="1"/>
+        </w:pBdr>
+        <w:spacing w:after="200" w:before="200"/>
+      </w:pPr>
     </w:p>
     <w:p/>
     <w:p>
       <w:pPr>
         <w:pStyle w:val="Heading2"/>
-        <w:spacing w:after="200"/>
+        <w:spacing w:after="150" w:before="300"/>
       </w:pPr>
       <w:r>
         <w:t xml:space="preserve">Risk Register</w:t>
@@ -52,7 +43,7 @@
     <w:p>
       <w:pPr>
         <w:pStyle w:val="Heading3"/>
-        <w:spacing w:after="200"/>
+        <w:spacing w:after="100" w:before="200"/>
       </w:pPr>
       <w:r>
         <w:t xml:space="preserve">R-001 — TikTok Data Access Risk</w:t>
@@ -60,7 +51,7 @@
     </w:p>
     <w:p>
       <w:pPr>
-        <w:spacing w:after="120"/>
+        <w:spacing w:after="150"/>
       </w:pPr>
       <w:r>
         <w:t xml:space="preserve">**Severity:** Critical</w:t>
@@ -68,16 +59,16 @@
     </w:p>
     <w:p>
       <w:pPr>
-        <w:spacing w:after="120"/>
-      </w:pPr>
-      <w:r>
-        <w:t xml:space="preserve">**Status:** Open — being resolved in Week 1</w:t>
-      </w:r>
-    </w:p>
-    <w:p/>
-    <w:p>
-      <w:pPr>
-        <w:spacing w:after="120"/>
+        <w:spacing w:after="150"/>
+      </w:pPr>
+      <w:r>
+        <w:t xml:space="preserve">**Status:** In Progress — Mitigated via EnsembleData and RapidAPI integrators</w:t>
+      </w:r>
+    </w:p>
+    <w:p/>
+    <w:p>
+      <w:pPr>
+        <w:spacing w:after="150"/>
       </w:pPr>
       <w:r>
         <w:t xml:space="preserve">**Description:**</w:t>
@@ -85,7 +76,7 @@
     </w:p>
     <w:p>
       <w:pPr>
-        <w:spacing w:after="120"/>
+        <w:spacing w:after="150"/>
       </w:pPr>
       <w:r>
         <w:t xml:space="preserve">TikTok's official API has strict access controls and is not publicly available for product/creator data at the level ValidDs needs. The primary data acquisition path is not yet confirmed.</w:t>
@@ -94,7 +85,7 @@
     <w:p/>
     <w:p>
       <w:pPr>
-        <w:spacing w:after="120"/>
+        <w:spacing w:after="150"/>
       </w:pPr>
       <w:r>
         <w:t xml:space="preserve">**Mitigation:**</w:t>
@@ -107,20 +98,33 @@
           <w:ilvl w:val="0"/>
           <w:numId w:val="1"/>
         </w:numPr>
-        <w:spacing w:after="60"/>
-      </w:pPr>
-      <w:r>
-        <w:t xml:space="preserve">Week 1 deliverable is to confirm primary path and document 2 fallbacks</w:t>
-      </w:r>
-    </w:p>
-    <w:p>
-      <w:pPr>
-        <w:pStyle w:val="ListParagraph"/>
-        <w:numPr>
-          <w:ilvl w:val="0"/>
-          <w:numId w:val="1"/>
-        </w:numPr>
-        <w:spacing w:after="60"/>
+        <w:spacing w:after="100"/>
+      </w:pPr>
+      <w:r>
+        <w:t xml:space="preserve">Week 1: Confirmed EnsembleData and RapidAPI as primary data acquisition paths</w:t>
+      </w:r>
+    </w:p>
+    <w:p>
+      <w:pPr>
+        <w:pStyle w:val="ListParagraph"/>
+        <w:numPr>
+          <w:ilvl w:val="0"/>
+          <w:numId w:val="1"/>
+        </w:numPr>
+        <w:spacing w:after="100"/>
+      </w:pPr>
+      <w:r>
+        <w:t xml:space="preserve">Week 2: Implemented resilient orchestrator to handle source-specific failures and fallbacks</w:t>
+      </w:r>
+    </w:p>
+    <w:p>
+      <w:pPr>
+        <w:pStyle w:val="ListParagraph"/>
+        <w:numPr>
+          <w:ilvl w:val="0"/>
+          <w:numId w:val="1"/>
+        </w:numPr>
+        <w:spacing w:after="100"/>
       </w:pPr>
       <w:r>
         <w:t xml:space="preserve">Ingestion layer is designed with a 3-source orchestrator precisely for this risk</w:t>
@@ -133,7 +137,7 @@
           <w:ilvl w:val="0"/>
           <w:numId w:val="1"/>
         </w:numPr>
-        <w:spacing w:after="60"/>
+        <w:spacing w:after="100"/>
       </w:pPr>
       <w:r>
         <w:t xml:space="preserve">If all API/data paths are blocked, a scraping-based fallback is possible but slower to implement</w:t>
@@ -142,7 +146,7 @@
     <w:p/>
     <w:p>
       <w:pPr>
-        <w:spacing w:after="120"/>
+        <w:spacing w:after="150"/>
       </w:pPr>
       <w:r>
         <w:t xml:space="preserve">**Impact if unresolved:**</w:t>
@@ -150,7 +154,7 @@
     </w:p>
     <w:p>
       <w:pPr>
-        <w:spacing w:after="120"/>
+        <w:spacing w:after="150"/>
       </w:pPr>
       <w:r>
         <w:t xml:space="preserve">No data in the system = no product to show. This is the highest-priority risk in the entire project.</w:t>
@@ -159,17 +163,17 @@
     <w:p/>
     <w:p>
       <w:pPr>
-        <w:spacing w:after="120"/>
-      </w:pPr>
-      <w:r>
-        <w:t xml:space="preserve">---</w:t>
-      </w:r>
+        <w:pBdr>
+          <w:bottom w:val="single" w:color="auto" w:sz="6" w:space="1"/>
+        </w:pBdr>
+        <w:spacing w:after="200" w:before="200"/>
+      </w:pPr>
     </w:p>
     <w:p/>
     <w:p>
       <w:pPr>
         <w:pStyle w:val="Heading3"/>
-        <w:spacing w:after="200"/>
+        <w:spacing w:after="100" w:before="200"/>
       </w:pPr>
       <w:r>
         <w:t xml:space="preserve">R-002 — Render Free Tier Cold Starts</w:t>
@@ -177,7 +181,7 @@
     </w:p>
     <w:p>
       <w:pPr>
-        <w:spacing w:after="120"/>
+        <w:spacing w:after="150"/>
       </w:pPr>
       <w:r>
         <w:t xml:space="preserve">**Severity:** Low (acceptable for V1)</w:t>
@@ -185,7 +189,7 @@
     </w:p>
     <w:p>
       <w:pPr>
-        <w:spacing w:after="120"/>
+        <w:spacing w:after="150"/>
       </w:pPr>
       <w:r>
         <w:t xml:space="preserve">**Status:** Known, accepted</w:t>
@@ -194,7 +198,7 @@
     <w:p/>
     <w:p>
       <w:pPr>
-        <w:spacing w:after="120"/>
+        <w:spacing w:after="150"/>
       </w:pPr>
       <w:r>
         <w:t xml:space="preserve">**Description:**</w:t>
@@ -202,7 +206,7 @@
     </w:p>
     <w:p>
       <w:pPr>
-        <w:spacing w:after="120"/>
+        <w:spacing w:after="150"/>
       </w:pPr>
       <w:r>
         <w:t xml:space="preserve">Render free tier spins down the service after 15 minutes of inactivity. The first request after sleep takes ~30 seconds to respond.</w:t>
@@ -211,7 +215,7 @@
     <w:p/>
     <w:p>
       <w:pPr>
-        <w:spacing w:after="120"/>
+        <w:spacing w:after="150"/>
       </w:pPr>
       <w:r>
         <w:t xml:space="preserve">**Mitigation:**</w:t>
@@ -224,7 +228,7 @@
           <w:ilvl w:val="0"/>
           <w:numId w:val="1"/>
         </w:numPr>
-        <w:spacing w:after="60"/>
+        <w:spacing w:after="100"/>
       </w:pPr>
       <w:r>
         <w:t xml:space="preserve">Not a problem for development and internal testing</w:t>
@@ -237,7 +241,7 @@
           <w:ilvl w:val="0"/>
           <w:numId w:val="1"/>
         </w:numPr>
-        <w:spacing w:after="60"/>
+        <w:spacing w:after="100"/>
       </w:pPr>
       <w:r>
         <w:t xml:space="preserve">For any real user demo or testing session, manually ping the service before the session to warm it up</w:t>
@@ -250,7 +254,7 @@
           <w:ilvl w:val="0"/>
           <w:numId w:val="1"/>
         </w:numPr>
-        <w:spacing w:after="60"/>
+        <w:spacing w:after="100"/>
       </w:pPr>
       <w:r>
         <w:t xml:space="preserve">Upgrade to Render Starter ($7/month) when always-on is needed</w:t>
@@ -259,17 +263,17 @@
     <w:p/>
     <w:p>
       <w:pPr>
-        <w:spacing w:after="120"/>
-      </w:pPr>
-      <w:r>
-        <w:t xml:space="preserve">---</w:t>
-      </w:r>
+        <w:pBdr>
+          <w:bottom w:val="single" w:color="auto" w:sz="6" w:space="1"/>
+        </w:pBdr>
+        <w:spacing w:after="200" w:before="200"/>
+      </w:pPr>
     </w:p>
     <w:p/>
     <w:p>
       <w:pPr>
         <w:pStyle w:val="Heading3"/>
-        <w:spacing w:after="200"/>
+        <w:spacing w:after="100" w:before="200"/>
       </w:pPr>
       <w:r>
         <w:t xml:space="preserve">R-003 — MongoDB Atlas No Static IP</w:t>
@@ -277,7 +281,7 @@
     </w:p>
     <w:p>
       <w:pPr>
-        <w:spacing w:after="120"/>
+        <w:spacing w:after="150"/>
       </w:pPr>
       <w:r>
         <w:t xml:space="preserve">**Severity:** Medium</w:t>
@@ -285,7 +289,7 @@
     </w:p>
     <w:p>
       <w:pPr>
-        <w:spacing w:after="120"/>
+        <w:spacing w:after="150"/>
       </w:pPr>
       <w:r>
         <w:t xml:space="preserve">**Status:** Known, accepted for V1</w:t>
@@ -294,7 +298,7 @@
     <w:p/>
     <w:p>
       <w:pPr>
-        <w:spacing w:after="120"/>
+        <w:spacing w:after="150"/>
       </w:pPr>
       <w:r>
         <w:t xml:space="preserve">**Description:**</w:t>
@@ -302,7 +306,7 @@
     </w:p>
     <w:p>
       <w:pPr>
-        <w:spacing w:after="120"/>
+        <w:spacing w:after="150"/>
       </w:pPr>
       <w:r>
         <w:t xml:space="preserve">Render free tier has no static outbound IP. This forces MongoDB Atlas network access to `0.0.0.0/0` (allow all), which is not ideal for a production database.</w:t>
@@ -311,7 +315,7 @@
     <w:p/>
     <w:p>
       <w:pPr>
-        <w:spacing w:after="120"/>
+        <w:spacing w:after="150"/>
       </w:pPr>
       <w:r>
         <w:t xml:space="preserve">**Mitigation:**</w:t>
@@ -324,7 +328,7 @@
           <w:ilvl w:val="0"/>
           <w:numId w:val="1"/>
         </w:numPr>
-        <w:spacing w:after="60"/>
+        <w:spacing w:after="100"/>
       </w:pPr>
       <w:r>
         <w:t xml:space="preserve">MongoDB credentials are strong and unique — the database itself is still password-protected</w:t>
@@ -337,7 +341,7 @@
           <w:ilvl w:val="0"/>
           <w:numId w:val="1"/>
         </w:numPr>
-        <w:spacing w:after="60"/>
+        <w:spacing w:after="100"/>
       </w:pPr>
       <w:r>
         <w:t xml:space="preserve">TLS is enforced on the Atlas connection</w:t>
@@ -350,7 +354,7 @@
           <w:ilvl w:val="0"/>
           <w:numId w:val="1"/>
         </w:numPr>
-        <w:spacing w:after="60"/>
+        <w:spacing w:after="100"/>
       </w:pPr>
       <w:r>
         <w:t xml:space="preserve">For production: upgrade Render to a paid plan with static IP, then restrict Atlas to that IP</w:t>
@@ -359,25 +363,25 @@
     <w:p/>
     <w:p>
       <w:pPr>
-        <w:spacing w:after="120"/>
-      </w:pPr>
-      <w:r>
-        <w:t xml:space="preserve">---</w:t>
-      </w:r>
+        <w:pBdr>
+          <w:bottom w:val="single" w:color="auto" w:sz="6" w:space="1"/>
+        </w:pBdr>
+        <w:spacing w:after="200" w:before="200"/>
+      </w:pPr>
     </w:p>
     <w:p/>
     <w:p>
       <w:pPr>
         <w:pStyle w:val="Heading3"/>
-        <w:spacing w:after="200"/>
-      </w:pPr>
-      <w:r>
-        <w:t xml:space="preserve">R-004 — Upstash Free Tier Command Limit</w:t>
-      </w:r>
-    </w:p>
-    <w:p>
-      <w:pPr>
-        <w:spacing w:after="120"/>
+        <w:spacing w:after="100" w:before="200"/>
+      </w:pPr>
+      <w:r>
+        <w:t xml:space="preserve">R-004 — Redis Command Limits</w:t>
+      </w:r>
+    </w:p>
+    <w:p>
+      <w:pPr>
+        <w:spacing w:after="150"/>
       </w:pPr>
       <w:r>
         <w:t xml:space="preserve">**Severity:** Low</w:t>
@@ -385,16 +389,16 @@
     </w:p>
     <w:p>
       <w:pPr>
-        <w:spacing w:after="120"/>
-      </w:pPr>
-      <w:r>
-        <w:t xml:space="preserve">**Status:** Monitored</w:t>
-      </w:r>
-    </w:p>
-    <w:p/>
-    <w:p>
-      <w:pPr>
-        <w:spacing w:after="120"/>
+        <w:spacing w:after="150"/>
+      </w:pPr>
+      <w:r>
+        <w:t xml:space="preserve">**Status:** Mitigated (via generalisation)</w:t>
+      </w:r>
+    </w:p>
+    <w:p/>
+    <w:p>
+      <w:pPr>
+        <w:spacing w:after="150"/>
       </w:pPr>
       <w:r>
         <w:t xml:space="preserve">**Description:**</w:t>
@@ -402,16 +406,16 @@
     </w:p>
     <w:p>
       <w:pPr>
-        <w:spacing w:after="120"/>
-      </w:pPr>
-      <w:r>
-        <w:t xml:space="preserve">Upstash free tier allows 10,000 Redis commands per day. Heavy testing or large ingestion jobs could exhaust this.</w:t>
-      </w:r>
-    </w:p>
-    <w:p/>
-    <w:p>
-      <w:pPr>
-        <w:spacing w:after="120"/>
+        <w:spacing w:after="150"/>
+      </w:pPr>
+      <w:r>
+        <w:t xml:space="preserve">Cloud-hosted Redis free tiers often have command limits (e.g. 10,000 commands/day). Heavy testing or large ingestion jobs could exhaust this.</w:t>
+      </w:r>
+    </w:p>
+    <w:p/>
+    <w:p>
+      <w:pPr>
+        <w:spacing w:after="150"/>
       </w:pPr>
       <w:r>
         <w:t xml:space="preserve">**Mitigation:**</w:t>
@@ -424,33 +428,33 @@
           <w:ilvl w:val="0"/>
           <w:numId w:val="1"/>
         </w:numPr>
-        <w:spacing w:after="60"/>
-      </w:pPr>
-      <w:r>
-        <w:t xml:space="preserve">Monitor via Upstash dashboard</w:t>
-      </w:r>
-    </w:p>
-    <w:p>
-      <w:pPr>
-        <w:pStyle w:val="ListParagraph"/>
-        <w:numPr>
-          <w:ilvl w:val="0"/>
-          <w:numId w:val="1"/>
-        </w:numPr>
-        <w:spacing w:after="60"/>
-      </w:pPr>
-      <w:r>
-        <w:t xml:space="preserve">If hit: temporarily disable caching in dev, or upgrade to pay-as-you-go</w:t>
-      </w:r>
-    </w:p>
-    <w:p>
-      <w:pPr>
-        <w:pStyle w:val="ListParagraph"/>
-        <w:numPr>
-          <w:ilvl w:val="0"/>
-          <w:numId w:val="1"/>
-        </w:numPr>
-        <w:spacing w:after="60"/>
+        <w:spacing w:after="100"/>
+      </w:pPr>
+      <w:r>
+        <w:t xml:space="preserve">Monitor via provider dashboard</w:t>
+      </w:r>
+    </w:p>
+    <w:p>
+      <w:pPr>
+        <w:pStyle w:val="ListParagraph"/>
+        <w:numPr>
+          <w:ilvl w:val="0"/>
+          <w:numId w:val="1"/>
+        </w:numPr>
+        <w:spacing w:after="100"/>
+      </w:pPr>
+      <w:r>
+        <w:t xml:space="preserve">Week 2: Generalized Redis infrastructure; switching providers no longer requires code changes if limits are hit</w:t>
+      </w:r>
+    </w:p>
+    <w:p>
+      <w:pPr>
+        <w:pStyle w:val="ListParagraph"/>
+        <w:numPr>
+          <w:ilvl w:val="0"/>
+          <w:numId w:val="1"/>
+        </w:numPr>
+        <w:spacing w:after="100"/>
       </w:pPr>
       <w:r>
         <w:t xml:space="preserve">Cache TTLs are set conservatively to reduce command volume</w:t>
@@ -459,17 +463,17 @@
     <w:p/>
     <w:p>
       <w:pPr>
-        <w:spacing w:after="120"/>
-      </w:pPr>
-      <w:r>
-        <w:t xml:space="preserve">---</w:t>
-      </w:r>
+        <w:pBdr>
+          <w:bottom w:val="single" w:color="auto" w:sz="6" w:space="1"/>
+        </w:pBdr>
+        <w:spacing w:after="200" w:before="200"/>
+      </w:pPr>
     </w:p>
     <w:p/>
     <w:p>
       <w:pPr>
         <w:pStyle w:val="Heading3"/>
-        <w:spacing w:after="200"/>
+        <w:spacing w:after="100" w:before="200"/>
       </w:pPr>
       <w:r>
         <w:t xml:space="preserve">R-005 — No Automated Database Backups on M0</w:t>
@@ -477,7 +481,7 @@
     </w:p>
     <w:p>
       <w:pPr>
-        <w:spacing w:after="120"/>
+        <w:spacing w:after="150"/>
       </w:pPr>
       <w:r>
         <w:t xml:space="preserve">**Severity:** Medium</w:t>
@@ -485,7 +489,7 @@
     </w:p>
     <w:p>
       <w:pPr>
-        <w:spacing w:after="120"/>
+        <w:spacing w:after="150"/>
       </w:pPr>
       <w:r>
         <w:t xml:space="preserve">**Status:** Accepted for staging; needs resolution before production</w:t>
@@ -494,7 +498,7 @@
     <w:p/>
     <w:p>
       <w:pPr>
-        <w:spacing w:after="120"/>
+        <w:spacing w:after="150"/>
       </w:pPr>
       <w:r>
         <w:t xml:space="preserve">**Description:**</w:t>
@@ -502,7 +506,7 @@
     </w:p>
     <w:p>
       <w:pPr>
-        <w:spacing w:after="120"/>
+        <w:spacing w:after="150"/>
       </w:pPr>
       <w:r>
         <w:t xml:space="preserve">MongoDB Atlas M0 free tier has no automated backups. If data is corrupted or accidentally deleted, it cannot be recovered.</w:t>
@@ -511,7 +515,7 @@
     <w:p/>
     <w:p>
       <w:pPr>
-        <w:spacing w:after="120"/>
+        <w:spacing w:after="150"/>
       </w:pPr>
       <w:r>
         <w:t xml:space="preserve">**Mitigation:**</w:t>
@@ -524,7 +528,7 @@
           <w:ilvl w:val="0"/>
           <w:numId w:val="1"/>
         </w:numPr>
-        <w:spacing w:after="60"/>
+        <w:spacing w:after="100"/>
       </w:pPr>
       <w:r>
         <w:t xml:space="preserve">V1 data is ingested from external sources — it can be re-ingested if lost</w:t>
@@ -537,7 +541,7 @@
           <w:ilvl w:val="0"/>
           <w:numId w:val="1"/>
         </w:numPr>
-        <w:spacing w:after="60"/>
+        <w:spacing w:after="100"/>
       </w:pPr>
       <w:r>
         <w:t xml:space="preserve">Before production launch, upgrade to M2+ (which includes daily backups)</w:t>
@@ -550,7 +554,7 @@
           <w:ilvl w:val="0"/>
           <w:numId w:val="1"/>
         </w:numPr>
-        <w:spacing w:after="60"/>
+        <w:spacing w:after="100"/>
       </w:pPr>
       <w:r>
         <w:t xml:space="preserve">Alternatively, write a manual backup script that exports to S3 on a schedule</w:t>
@@ -559,17 +563,17 @@
     <w:p/>
     <w:p>
       <w:pPr>
-        <w:spacing w:after="120"/>
-      </w:pPr>
-      <w:r>
-        <w:t xml:space="preserve">---</w:t>
-      </w:r>
+        <w:pBdr>
+          <w:bottom w:val="single" w:color="auto" w:sz="6" w:space="1"/>
+        </w:pBdr>
+        <w:spacing w:after="200" w:before="200"/>
+      </w:pPr>
     </w:p>
     <w:p/>
     <w:p>
       <w:pPr>
         <w:pStyle w:val="Heading3"/>
-        <w:spacing w:after="200"/>
+        <w:spacing w:after="100" w:before="200"/>
       </w:pPr>
       <w:r>
         <w:t xml:space="preserve">R-006 — Single-Instance Deployment</w:t>
@@ -577,7 +581,7 @@
     </w:p>
     <w:p>
       <w:pPr>
-        <w:spacing w:after="120"/>
+        <w:spacing w:after="150"/>
       </w:pPr>
       <w:r>
         <w:t xml:space="preserve">**Severity:** Low (V1)</w:t>
@@ -585,7 +589,7 @@
     </w:p>
     <w:p>
       <w:pPr>
-        <w:spacing w:after="120"/>
+        <w:spacing w:after="150"/>
       </w:pPr>
       <w:r>
         <w:t xml:space="preserve">**Status:** Accepted</w:t>
@@ -594,7 +598,7 @@
     <w:p/>
     <w:p>
       <w:pPr>
-        <w:spacing w:after="120"/>
+        <w:spacing w:after="150"/>
       </w:pPr>
       <w:r>
         <w:t xml:space="preserve">**Description:**</w:t>
@@ -602,7 +606,7 @@
     </w:p>
     <w:p>
       <w:pPr>
-        <w:spacing w:after="120"/>
+        <w:spacing w:after="150"/>
       </w:pPr>
       <w:r>
         <w:t xml:space="preserve">Render free tier runs a single instance. No horizontal scaling, no load balancing.</w:t>
@@ -611,7 +615,7 @@
     <w:p/>
     <w:p>
       <w:pPr>
-        <w:spacing w:after="120"/>
+        <w:spacing w:after="150"/>
       </w:pPr>
       <w:r>
         <w:t xml:space="preserve">**Mitigation:**</w:t>
@@ -624,7 +628,7 @@
           <w:ilvl w:val="0"/>
           <w:numId w:val="1"/>
         </w:numPr>
-        <w:spacing w:after="60"/>
+        <w:spacing w:after="100"/>
       </w:pPr>
       <w:r>
         <w:t xml:space="preserve">Sufficient for V1 user load</w:t>
@@ -637,7 +641,7 @@
           <w:ilvl w:val="0"/>
           <w:numId w:val="1"/>
         </w:numPr>
-        <w:spacing w:after="60"/>
+        <w:spacing w:after="100"/>
       </w:pPr>
       <w:r>
         <w:t xml:space="preserve">Redis-backed rate limiting and caching reduce per-request DB load</w:t>
@@ -650,7 +654,7 @@
           <w:ilvl w:val="0"/>
           <w:numId w:val="1"/>
         </w:numPr>
-        <w:spacing w:after="60"/>
+        <w:spacing w:after="100"/>
       </w:pPr>
       <w:r>
         <w:t xml:space="preserve">For scale: Render supports multi-instance deployments on paid plans</w:t>
@@ -659,17 +663,17 @@
     <w:p/>
     <w:p>
       <w:pPr>
-        <w:spacing w:after="120"/>
-      </w:pPr>
-      <w:r>
-        <w:t xml:space="preserve">---</w:t>
-      </w:r>
+        <w:pBdr>
+          <w:bottom w:val="single" w:color="auto" w:sz="6" w:space="1"/>
+        </w:pBdr>
+        <w:spacing w:after="200" w:before="200"/>
+      </w:pPr>
     </w:p>
     <w:p/>
     <w:p>
       <w:pPr>
         <w:pStyle w:val="Heading3"/>
-        <w:spacing w:after="200"/>
+        <w:spacing w:after="100" w:before="200"/>
       </w:pPr>
       <w:r>
         <w:t xml:space="preserve">R-007 — Freshness Dependency on Ingestion Reliability</w:t>
@@ -677,7 +681,7 @@
     </w:p>
     <w:p>
       <w:pPr>
-        <w:spacing w:after="120"/>
+        <w:spacing w:after="150"/>
       </w:pPr>
       <w:r>
         <w:t xml:space="preserve">**Severity:** Medium</w:t>
@@ -685,7 +689,7 @@
     </w:p>
     <w:p>
       <w:pPr>
-        <w:spacing w:after="120"/>
+        <w:spacing w:after="150"/>
       </w:pPr>
       <w:r>
         <w:t xml:space="preserve">**Status:** Managed by freshness layer</w:t>
@@ -694,7 +698,7 @@
     <w:p/>
     <w:p>
       <w:pPr>
-        <w:spacing w:after="120"/>
+        <w:spacing w:after="150"/>
       </w:pPr>
       <w:r>
         <w:t xml:space="preserve">**Description:**</w:t>
@@ -702,7 +706,7 @@
     </w:p>
     <w:p>
       <w:pPr>
-        <w:spacing w:after="120"/>
+        <w:spacing w:after="150"/>
       </w:pPr>
       <w:r>
         <w:t xml:space="preserve">If ingestion jobs fail silently, the frontend continues serving stale data without warning.</w:t>
@@ -711,7 +715,7 @@
     <w:p/>
     <w:p>
       <w:pPr>
-        <w:spacing w:after="120"/>
+        <w:spacing w:after="150"/>
       </w:pPr>
       <w:r>
         <w:t xml:space="preserve">**Mitigation:**</w:t>
@@ -724,7 +728,7 @@
           <w:ilvl w:val="0"/>
           <w:numId w:val="1"/>
         </w:numPr>
-        <w:spacing w:after="60"/>
+        <w:spacing w:after="100"/>
       </w:pPr>
       <w:r>
         <w:t xml:space="preserve">FreshnessService tracks last-updated timestamps per entity</w:t>
@@ -737,7 +741,7 @@
           <w:ilvl w:val="0"/>
           <w:numId w:val="1"/>
         </w:numPr>
-        <w:spacing w:after="60"/>
+        <w:spacing w:after="100"/>
       </w:pPr>
       <w:r>
         <w:t xml:space="preserve">Stale data thresholds trigger Slack/webhook alerts</w:t>
@@ -750,7 +754,7 @@
           <w:ilvl w:val="0"/>
           <w:numId w:val="1"/>
         </w:numPr>
-        <w:spacing w:after="60"/>
+        <w:spacing w:after="100"/>
       </w:pPr>
       <w:r>
         <w:t xml:space="preserve">`/ready` endpoint reflects data health (can be extended)</w:t>
@@ -763,7 +767,7 @@
           <w:ilvl w:val="0"/>
           <w:numId w:val="1"/>
         </w:numPr>
-        <w:spacing w:after="60"/>
+        <w:spacing w:after="100"/>
       </w:pPr>
       <w:r>
         <w:t xml:space="preserve">Prometheus `data_freshness_seconds` metric is dashboarded</w:t>
@@ -772,17 +776,17 @@
     <w:p/>
     <w:p>
       <w:pPr>
-        <w:spacing w:after="120"/>
-      </w:pPr>
-      <w:r>
-        <w:t xml:space="preserve">---</w:t>
-      </w:r>
+        <w:pBdr>
+          <w:bottom w:val="single" w:color="auto" w:sz="6" w:space="1"/>
+        </w:pBdr>
+        <w:spacing w:after="200" w:before="200"/>
+      </w:pPr>
     </w:p>
     <w:p/>
     <w:p>
       <w:pPr>
         <w:pStyle w:val="Heading2"/>
-        <w:spacing w:after="200"/>
+        <w:spacing w:after="150" w:before="300"/>
       </w:pPr>
       <w:r>
         <w:t xml:space="preserve">Intentionally Deferred</w:t>
@@ -791,7 +795,7 @@
     <w:p/>
     <w:p>
       <w:pPr>
-        <w:spacing w:after="120"/>
+        <w:spacing w:after="150"/>
       </w:pPr>
       <w:r>
         <w:t xml:space="preserve">The following items are known gaps that are deferred to post-V1:</w:t>
@@ -800,7 +804,7 @@
     <w:p/>
     <w:p>
       <w:pPr>
-        <w:spacing w:after="120"/>
+        <w:spacing w:after="150"/>
       </w:pPr>
       <w:r>
         <w:t xml:space="preserve">| Item | Reason deferred |</w:t>
@@ -808,7 +812,7 @@
     </w:p>
     <w:p>
       <w:pPr>
-        <w:spacing w:after="120"/>
+        <w:spacing w:after="150"/>
       </w:pPr>
       <w:r>
         <w:t xml:space="preserve">|---|---|</w:t>
@@ -816,7 +820,7 @@
     </w:p>
     <w:p>
       <w:pPr>
-        <w:spacing w:after="120"/>
+        <w:spacing w:after="150"/>
       </w:pPr>
       <w:r>
         <w:t xml:space="preserve">| Multi-region deployment | V1 is single-region only |</w:t>
@@ -824,7 +828,7 @@
     </w:p>
     <w:p>
       <w:pPr>
-        <w:spacing w:after="120"/>
+        <w:spacing w:after="150"/>
       </w:pPr>
       <w:r>
         <w:t xml:space="preserve">| Automated database backups | Requires paid Atlas tier |</w:t>
@@ -832,7 +836,7 @@
     </w:p>
     <w:p>
       <w:pPr>
-        <w:spacing w:after="120"/>
+        <w:spacing w:after="150"/>
       </w:pPr>
       <w:r>
         <w:t xml:space="preserve">| Static outbound IP | Requires paid Render tier |</w:t>
@@ -840,7 +844,7 @@
     </w:p>
     <w:p>
       <w:pPr>
-        <w:spacing w:after="120"/>
+        <w:spacing w:after="150"/>
       </w:pPr>
       <w:r>
         <w:t xml:space="preserve">| End-to-end API tests | Unit + integration tests cover V1 |</w:t>
@@ -848,7 +852,7 @@
     </w:p>
     <w:p>
       <w:pPr>
-        <w:spacing w:after="120"/>
+        <w:spacing w:after="150"/>
       </w:pPr>
       <w:r>
         <w:t xml:space="preserve">| Supplier sourcing logic | Data source not confirmed yet |</w:t>
@@ -856,7 +860,7 @@
     </w:p>
     <w:p>
       <w:pPr>
-        <w:spacing w:after="120"/>
+        <w:spacing w:after="150"/>
       </w:pPr>
       <w:r>
         <w:t xml:space="preserve">| Competitor store deep crawl | Out of scope for V1 ingestion |</w:t>

--- a/project_docs/risks.docx
+++ b/project_docs/risks.docx
@@ -62,7 +62,7 @@
         <w:spacing w:after="150"/>
       </w:pPr>
       <w:r>
-        <w:t xml:space="preserve">**Status:** In Progress — Mitigated via EnsembleData and RapidAPI integrators</w:t>
+        <w:t xml:space="preserve">**Status:** In Progress — Mitigated via EnsembleData and Creative Center integrators</w:t>
       </w:r>
     </w:p>
     <w:p/>
@@ -101,7 +101,7 @@
         <w:spacing w:after="100"/>
       </w:pPr>
       <w:r>
-        <w:t xml:space="preserve">Week 1: Confirmed EnsembleData and RapidAPI as primary data acquisition paths</w:t>
+        <w:t xml:space="preserve">Week 1: Confirmed EnsembleData and Creative Center (session) as primary data acquisition paths</w:t>
       </w:r>
     </w:p>
     <w:p>
